--- a/app/static/manual/CHUCK_Operation_Manual_ja.docx
+++ b/app/static/manual/CHUCK_Operation_Manual_ja.docx
@@ -33,7 +33,7 @@
         </w:rPr>
         <w:t>第2版  2026年10月23日</w:t>
         <w:br/>
-        <w:t>対象  CHUCK 表示版（2026年10月23日の画面）</w:t>
+        <w:t>対象  CHUCK v1.0（2026年10月23日の画面）</w:t>
       </w:r>
     </w:p>
     <w:p>
